--- a/交付物/课程报告_WWD.docx
+++ b/交付物/课程报告_WWD.docx
@@ -97,7 +97,7 @@
     </w:p>
     <w:p>
       <w:r>
-        <w:t>针对数据规模有限的情况，我采用迁移学习方案：加载在 ImageNet 上预训练的 ResNet18 权重，将其最后一层全连接层替换为输出 10 类的分类头，然后以较小的学习率对</w:t>
+        <w:t>针对数据规模有限的情况，我采用迁移学习方案：加载在 ImageNet 上预训练的 ResNet18 权重，将其最后一层全连接层替换为输出 10 类的分类头，然后以合适的学习率对</w:t>
       </w:r>
       <w:r>
         <w:rPr>
